--- a/Received/5/5, maths.docx
+++ b/Received/5/5, maths.docx
@@ -230,7 +230,27 @@
           <w:bCs/>
           <w:sz w:val="20"/>
         </w:rPr>
-        <w:t>Ratnanagar-7, Sauraha, Chitwan</w:t>
+        <w:t xml:space="preserve">Ratnanagar-7, </w:t>
+      </w:r>
+      <w:proofErr w:type="spellStart"/>
+      <w:r>
+        <w:rPr>
+          <w:rFonts w:ascii="Times New Roman" w:hAnsi="Times New Roman"/>
+          <w:b/>
+          <w:bCs/>
+          <w:sz w:val="20"/>
+        </w:rPr>
+        <w:t>Sauraha</w:t>
+      </w:r>
+      <w:proofErr w:type="spellEnd"/>
+      <w:r>
+        <w:rPr>
+          <w:rFonts w:ascii="Times New Roman" w:hAnsi="Times New Roman"/>
+          <w:b/>
+          <w:bCs/>
+          <w:sz w:val="20"/>
+        </w:rPr>
+        <w:t>, Chitwan</w:t>
       </w:r>
     </w:p>
     <w:p>
@@ -388,8 +408,20 @@
           <w:sz w:val="24"/>
           <w:szCs w:val="24"/>
         </w:rPr>
-        <w:t>Sub: Maths</w:t>
-      </w:r>
+        <w:t xml:space="preserve">Sub: </w:t>
+      </w:r>
+      <w:proofErr w:type="spellStart"/>
+      <w:r>
+        <w:rPr>
+          <w:rFonts w:ascii="Times New Roman" w:hAnsi="Times New Roman"/>
+          <w:b/>
+          <w:bCs/>
+          <w:sz w:val="24"/>
+          <w:szCs w:val="24"/>
+        </w:rPr>
+        <w:t>Maths</w:t>
+      </w:r>
+      <w:proofErr w:type="spellEnd"/>
     </w:p>
     <w:p>
       <w:pPr>
@@ -707,7 +739,23 @@
           <w:b/>
           <w:bCs/>
         </w:rPr>
-        <w:t>3. The price of house in Ratnanagar is Rs 30720485.</w:t>
+        <w:t xml:space="preserve">3. The price of house in </w:t>
+      </w:r>
+      <w:proofErr w:type="spellStart"/>
+      <w:r>
+        <w:rPr>
+          <w:b/>
+          <w:bCs/>
+        </w:rPr>
+        <w:t>Ratnanagar</w:t>
+      </w:r>
+      <w:proofErr w:type="spellEnd"/>
+      <w:r>
+        <w:rPr>
+          <w:b/>
+          <w:bCs/>
+        </w:rPr>
+        <w:t xml:space="preserve"> is Rs 30720485.</w:t>
       </w:r>
     </w:p>
     <w:p>
@@ -716,7 +764,7 @@
         <w:spacing w:before="0" w:beforeAutospacing="0" w:after="0" w:afterAutospacing="0"/>
       </w:pPr>
       <w:r>
-        <w:t>(a) Write the number according to national system by using comma. [1]</w:t>
+        <w:t xml:space="preserve">(a) Write the number according to national system by using </w:t>
       </w:r>
     </w:p>
     <w:p>
@@ -725,7 +773,10 @@
         <w:spacing w:before="0" w:beforeAutospacing="0" w:after="0" w:afterAutospacing="0"/>
       </w:pPr>
       <w:r>
-        <w:t>(b) Write the number 30720485 into words. [1]</w:t>
+        <w:t xml:space="preserve">     </w:t>
+      </w:r>
+      <w:r>
+        <w:t>comma. [1]</w:t>
       </w:r>
     </w:p>
     <w:p>
@@ -734,7 +785,7 @@
         <w:spacing w:before="0" w:beforeAutospacing="0" w:after="0" w:afterAutospacing="0"/>
       </w:pPr>
       <w:r>
-        <w:t>(c) Present the given number in the place value table according to national system. [2]</w:t>
+        <w:t>(b) Write the number 30720485 into words. [1]</w:t>
       </w:r>
     </w:p>
     <w:p>
@@ -743,7 +794,7 @@
         <w:spacing w:before="0" w:beforeAutospacing="0" w:after="0" w:afterAutospacing="0"/>
       </w:pPr>
       <w:r>
-        <w:t>(d) Round off 798 nearest to ten. [1]</w:t>
+        <w:t>(c) Present the given number in the place value table according to national system. [2]</w:t>
       </w:r>
     </w:p>
     <w:p>
@@ -752,11 +803,7 @@
         <w:spacing w:before="0" w:beforeAutospacing="0" w:after="0" w:afterAutospacing="0"/>
       </w:pPr>
       <w:r>
-        <w:rPr>
-          <w:b/>
-          <w:bCs/>
-        </w:rPr>
-        <w:t>4. In a Mathematics exam, Sairan obtain 12 out of 20 full marks.</w:t>
+        <w:t>(d) Round off 798 nearest to ten. [1]</w:t>
       </w:r>
     </w:p>
     <w:p>
@@ -765,6 +812,35 @@
         <w:spacing w:before="0" w:beforeAutospacing="0" w:after="0" w:afterAutospacing="0"/>
       </w:pPr>
       <w:r>
+        <w:rPr>
+          <w:b/>
+          <w:bCs/>
+        </w:rPr>
+        <w:t xml:space="preserve">4. In a Mathematics exam, Sairan </w:t>
+      </w:r>
+      <w:proofErr w:type="gramStart"/>
+      <w:r>
+        <w:rPr>
+          <w:b/>
+          <w:bCs/>
+        </w:rPr>
+        <w:t>obtain</w:t>
+      </w:r>
+      <w:proofErr w:type="gramEnd"/>
+      <w:r>
+        <w:rPr>
+          <w:b/>
+          <w:bCs/>
+        </w:rPr>
+        <w:t xml:space="preserve"> 12 out of 20 full marks.</w:t>
+      </w:r>
+    </w:p>
+    <w:p>
+      <w:pPr>
+        <w:pStyle w:val="NormalWeb"/>
+        <w:spacing w:before="0" w:beforeAutospacing="0" w:after="0" w:afterAutospacing="0"/>
+      </w:pPr>
+      <w:r>
         <w:t>(a) Write the marks obtained by Sairan in fraction in lowest term. [2]</w:t>
       </w:r>
     </w:p>
@@ -803,7 +879,87 @@
           <w:sz w:val="24"/>
           <w:szCs w:val="24"/>
         </w:rPr>
-        <w:t>5. (a) Write P for Prime and C for Composite. [1]</w:t>
+        <w:t xml:space="preserve">5. (a) Write </w:t>
+      </w:r>
+      <w:r>
+        <w:rPr>
+          <w:rFonts w:ascii="Times New Roman" w:eastAsia="Times New Roman" w:hAnsi="Times New Roman" w:cs="Times New Roman"/>
+          <w:b/>
+          <w:bCs/>
+          <w:sz w:val="24"/>
+          <w:szCs w:val="24"/>
+        </w:rPr>
+        <w:t>‘</w:t>
+      </w:r>
+      <w:r>
+        <w:rPr>
+          <w:rFonts w:ascii="Times New Roman" w:eastAsia="Times New Roman" w:hAnsi="Times New Roman" w:cs="Times New Roman"/>
+          <w:b/>
+          <w:bCs/>
+          <w:sz w:val="24"/>
+          <w:szCs w:val="24"/>
+        </w:rPr>
+        <w:t>P</w:t>
+      </w:r>
+      <w:r>
+        <w:rPr>
+          <w:rFonts w:ascii="Times New Roman" w:eastAsia="Times New Roman" w:hAnsi="Times New Roman" w:cs="Times New Roman"/>
+          <w:b/>
+          <w:bCs/>
+          <w:sz w:val="24"/>
+          <w:szCs w:val="24"/>
+        </w:rPr>
+        <w:t>’</w:t>
+      </w:r>
+      <w:r>
+        <w:rPr>
+          <w:rFonts w:ascii="Times New Roman" w:eastAsia="Times New Roman" w:hAnsi="Times New Roman" w:cs="Times New Roman"/>
+          <w:b/>
+          <w:bCs/>
+          <w:sz w:val="24"/>
+          <w:szCs w:val="24"/>
+        </w:rPr>
+        <w:t xml:space="preserve"> for Prime and </w:t>
+      </w:r>
+      <w:r>
+        <w:rPr>
+          <w:rFonts w:ascii="Times New Roman" w:eastAsia="Times New Roman" w:hAnsi="Times New Roman" w:cs="Times New Roman"/>
+          <w:b/>
+          <w:bCs/>
+          <w:sz w:val="24"/>
+          <w:szCs w:val="24"/>
+        </w:rPr>
+        <w:t>‘</w:t>
+      </w:r>
+      <w:r>
+        <w:rPr>
+          <w:rFonts w:ascii="Times New Roman" w:eastAsia="Times New Roman" w:hAnsi="Times New Roman" w:cs="Times New Roman"/>
+          <w:b/>
+          <w:bCs/>
+          <w:sz w:val="24"/>
+          <w:szCs w:val="24"/>
+        </w:rPr>
+        <w:t>C</w:t>
+      </w:r>
+      <w:r>
+        <w:rPr>
+          <w:rFonts w:ascii="Times New Roman" w:eastAsia="Times New Roman" w:hAnsi="Times New Roman" w:cs="Times New Roman"/>
+          <w:b/>
+          <w:bCs/>
+          <w:sz w:val="24"/>
+          <w:szCs w:val="24"/>
+        </w:rPr>
+        <w:t>’</w:t>
+      </w:r>
+      <w:r>
+        <w:rPr>
+          <w:rFonts w:ascii="Times New Roman" w:eastAsia="Times New Roman" w:hAnsi="Times New Roman" w:cs="Times New Roman"/>
+          <w:b/>
+          <w:bCs/>
+          <w:sz w:val="24"/>
+          <w:szCs w:val="24"/>
+        </w:rPr>
+        <w:t xml:space="preserve"> for Composite. [1]</w:t>
       </w:r>
       <w:r>
         <w:rPr>
@@ -1058,7 +1214,25 @@
           <w:sz w:val="24"/>
           <w:szCs w:val="24"/>
         </w:rPr>
-        <w:t>(i) Seven and eighteen hundredths.</w:t>
+        <w:t>(</w:t>
+      </w:r>
+      <w:proofErr w:type="spellStart"/>
+      <w:r>
+        <w:rPr>
+          <w:rFonts w:ascii="Times New Roman" w:eastAsia="Times New Roman" w:hAnsi="Times New Roman" w:cs="Times New Roman"/>
+          <w:sz w:val="24"/>
+          <w:szCs w:val="24"/>
+        </w:rPr>
+        <w:t>i</w:t>
+      </w:r>
+      <w:proofErr w:type="spellEnd"/>
+      <w:r>
+        <w:rPr>
+          <w:rFonts w:ascii="Times New Roman" w:eastAsia="Times New Roman" w:hAnsi="Times New Roman" w:cs="Times New Roman"/>
+          <w:sz w:val="24"/>
+          <w:szCs w:val="24"/>
+        </w:rPr>
+        <w:t>) Seven and eighteen hundredths.</w:t>
       </w:r>
     </w:p>
     <w:p>
@@ -1097,14 +1271,6 @@
           <w:szCs w:val="24"/>
         </w:rPr>
         <w:t>7. Multiply. [1]</w:t>
-      </w:r>
-      <w:r>
-        <w:rPr>
-          <w:rFonts w:ascii="Times New Roman" w:eastAsia="Times New Roman" w:hAnsi="Times New Roman" w:cs="Times New Roman"/>
-          <w:sz w:val="24"/>
-          <w:szCs w:val="24"/>
-        </w:rPr>
-        <w:t xml:space="preserve"> (a) </w:t>
       </w:r>
     </w:p>
     <w:p>
@@ -1223,6 +1389,73 @@
         <w:rPr>
           <w:rFonts w:ascii="Times New Roman" w:eastAsia="Times New Roman" w:hAnsi="Times New Roman" w:cs="Times New Roman"/>
           <w:bCs/>
+          <w:noProof/>
+          <w:sz w:val="24"/>
+          <w:szCs w:val="24"/>
+        </w:rPr>
+        <mc:AlternateContent>
+          <mc:Choice Requires="wps">
+            <w:drawing>
+              <wp:anchor distT="0" distB="0" distL="114300" distR="114300" simplePos="0" relativeHeight="251663360" behindDoc="0" locked="0" layoutInCell="1" allowOverlap="1" wp14:anchorId="53AFBB06" wp14:editId="5B9554EF">
+                <wp:simplePos x="0" y="0"/>
+                <wp:positionH relativeFrom="column">
+                  <wp:posOffset>194617</wp:posOffset>
+                </wp:positionH>
+                <wp:positionV relativeFrom="paragraph">
+                  <wp:posOffset>208280</wp:posOffset>
+                </wp:positionV>
+                <wp:extent cx="686835" cy="0"/>
+                <wp:effectExtent l="0" t="0" r="0" b="0"/>
+                <wp:wrapNone/>
+                <wp:docPr id="201904170" name="Straight Connector 2"/>
+                <wp:cNvGraphicFramePr/>
+                <a:graphic xmlns:a="http://schemas.openxmlformats.org/drawingml/2006/main">
+                  <a:graphicData uri="http://schemas.microsoft.com/office/word/2010/wordprocessingShape">
+                    <wps:wsp>
+                      <wps:cNvCnPr/>
+                      <wps:spPr>
+                        <a:xfrm>
+                          <a:off x="0" y="0"/>
+                          <a:ext cx="686835" cy="0"/>
+                        </a:xfrm>
+                        <a:prstGeom prst="line">
+                          <a:avLst/>
+                        </a:prstGeom>
+                      </wps:spPr>
+                      <wps:style>
+                        <a:lnRef idx="1">
+                          <a:schemeClr val="accent1"/>
+                        </a:lnRef>
+                        <a:fillRef idx="0">
+                          <a:schemeClr val="accent1"/>
+                        </a:fillRef>
+                        <a:effectRef idx="0">
+                          <a:schemeClr val="accent1"/>
+                        </a:effectRef>
+                        <a:fontRef idx="minor">
+                          <a:schemeClr val="tx1"/>
+                        </a:fontRef>
+                      </wps:style>
+                      <wps:bodyPr/>
+                    </wps:wsp>
+                  </a:graphicData>
+                </a:graphic>
+              </wp:anchor>
+            </w:drawing>
+          </mc:Choice>
+          <mc:Fallback>
+            <w:pict>
+              <v:line w14:anchorId="14806638" id="Straight Connector 2" o:spid="_x0000_s1026" style="position:absolute;z-index:251663360;visibility:visible;mso-wrap-style:square;mso-wrap-distance-left:9pt;mso-wrap-distance-top:0;mso-wrap-distance-right:9pt;mso-wrap-distance-bottom:0;mso-position-horizontal:absolute;mso-position-horizontal-relative:text;mso-position-vertical:absolute;mso-position-vertical-relative:text" from="15.3pt,16.4pt" to="69.4pt,16.4pt" o:gfxdata="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" strokecolor="#4472c4 [3204]" strokeweight=".5pt">
+                <v:stroke joinstyle="miter"/>
+              </v:line>
+            </w:pict>
+          </mc:Fallback>
+        </mc:AlternateContent>
+      </w:r>
+      <w:r>
+        <w:rPr>
+          <w:rFonts w:ascii="Times New Roman" w:eastAsia="Times New Roman" w:hAnsi="Times New Roman" w:cs="Times New Roman"/>
+          <w:bCs/>
           <w:sz w:val="24"/>
           <w:szCs w:val="24"/>
         </w:rPr>
@@ -1238,21 +1471,32 @@
           <w:szCs w:val="24"/>
         </w:rPr>
       </w:pPr>
-      <m:oMathPara>
-        <m:oMathParaPr>
-          <m:jc m:val="left"/>
-        </m:oMathParaPr>
-        <m:oMath>
-          <m:r>
-            <w:rPr>
-              <w:rFonts w:ascii="Cambria Math" w:eastAsia="Times New Roman" w:hAnsi="Cambria Math" w:cs="Times New Roman"/>
-              <w:sz w:val="24"/>
-              <w:szCs w:val="24"/>
-            </w:rPr>
-            <m:t>5√10   20  25</m:t>
-          </m:r>
-        </m:oMath>
-      </m:oMathPara>
+      <m:oMath>
+        <m:r>
+          <w:rPr>
+            <w:rFonts w:ascii="Cambria Math" w:eastAsia="Times New Roman" w:hAnsi="Cambria Math" w:cs="Times New Roman"/>
+            <w:sz w:val="24"/>
+            <w:szCs w:val="24"/>
+          </w:rPr>
+          <m:t>5√10   20  25</m:t>
+        </m:r>
+        <m:r>
+          <w:rPr>
+            <w:rFonts w:ascii="Cambria Math" w:eastAsia="Times New Roman" w:hAnsi="Cambria Math" w:cs="Times New Roman"/>
+            <w:sz w:val="24"/>
+            <w:szCs w:val="24"/>
+          </w:rPr>
+          <m:t xml:space="preserve"> </m:t>
+        </m:r>
+      </m:oMath>
+      <w:r>
+        <w:rPr>
+          <w:rFonts w:ascii="Times New Roman" w:eastAsia="Times New Roman" w:hAnsi="Times New Roman" w:cs="Times New Roman"/>
+          <w:sz w:val="28"/>
+          <w:szCs w:val="28"/>
+        </w:rPr>
+        <w:t>(</w:t>
+      </w:r>
     </w:p>
     <w:p>
       <w:pPr>
@@ -1576,7 +1820,23 @@
           <w:b/>
           <w:bCs/>
         </w:rPr>
-        <w:t>Draw a bar graphs of following data. [2]</w:t>
+        <w:t xml:space="preserve">Draw a </w:t>
+      </w:r>
+      <w:proofErr w:type="gramStart"/>
+      <w:r>
+        <w:rPr>
+          <w:b/>
+          <w:bCs/>
+        </w:rPr>
+        <w:t>bar graphs of following data</w:t>
+      </w:r>
+      <w:proofErr w:type="gramEnd"/>
+      <w:r>
+        <w:rPr>
+          <w:b/>
+          <w:bCs/>
+        </w:rPr>
+        <w:t>. [2]</w:t>
       </w:r>
     </w:p>
     <w:p>
@@ -2148,7 +2408,25 @@
           <w:sz w:val="24"/>
           <w:szCs w:val="24"/>
         </w:rPr>
-        <w:t>(i) x - 5 = 7</w:t>
+        <w:t>(</w:t>
+      </w:r>
+      <w:proofErr w:type="spellStart"/>
+      <w:r>
+        <w:rPr>
+          <w:rFonts w:ascii="Times New Roman" w:eastAsia="Times New Roman" w:hAnsi="Times New Roman" w:cs="Times New Roman"/>
+          <w:sz w:val="24"/>
+          <w:szCs w:val="24"/>
+        </w:rPr>
+        <w:t>i</w:t>
+      </w:r>
+      <w:proofErr w:type="spellEnd"/>
+      <w:r>
+        <w:rPr>
+          <w:rFonts w:ascii="Times New Roman" w:eastAsia="Times New Roman" w:hAnsi="Times New Roman" w:cs="Times New Roman"/>
+          <w:sz w:val="24"/>
+          <w:szCs w:val="24"/>
+        </w:rPr>
+        <w:t>) x - 5 = 7</w:t>
       </w:r>
     </w:p>
     <w:p>
